--- a/templates/termo-anuencia-outorga-poderes.docx
+++ b/templates/termo-anuencia-outorga-poderes.docx
@@ -625,73 +625,73 @@
         <w:rPr>
           <w:rtl w:val="0"/>
         </w:rPr>
-        <w:t xml:space="preserve">Na qualidade de compradores do imóvel UNIDADE APARTAMENTO </w:t>
-      </w:r>
-      <w:r>
-        <w:rPr>
-          <w:b w:val="1"/>
-          <w:bCs w:val="1"/>
-          <w:color w:val="ff0000"/>
-          <w:rtl w:val="0"/>
-        </w:rPr>
-        <w:t xml:space="preserve">[UNIDADE_NUMERO] (N˚ POR EXTENSO)</w:t>
-      </w:r>
-      <w:r>
-        <w:rPr>
-          <w:rtl w:val="0"/>
-        </w:rPr>
-        <w:t xml:space="preserve">, do EMPREENDIMENTO </w:t>
-      </w:r>
-      <w:r>
-        <w:rPr>
-          <w:b w:val="1"/>
-          <w:bCs w:val="1"/>
-          <w:color w:val="ff0000"/>
-          <w:rtl w:val="0"/>
-        </w:rPr>
-        <w:t xml:space="preserve">HIGH TOWER EMPREENDIMENTO IMOBILIÁRIO SPE LTDA,</w:t>
-      </w:r>
-      <w:r>
-        <w:rPr>
-          <w:color w:val="ff0000"/>
-          <w:rtl w:val="0"/>
-        </w:rPr>
-        <w:t xml:space="preserve"> localizado na Rua Flor de Noiva, nº 47, do Loteamento Nova Aracruz, Bairro Jardins, Aracruz/ES, CEP 29190-359, vem, declarar e autorizar por meio do presente, constituindo e nomeando com seu bastante procurador o </w:t>
-      </w:r>
-      <w:r>
-        <w:rPr>
-          <w:b w:val="1"/>
-          <w:bCs w:val="1"/>
-          <w:color w:val="ff0000"/>
-          <w:rtl w:val="0"/>
-        </w:rPr>
-        <w:t xml:space="preserve">HIGH TOWER EMPREENDIMENTO IMOBILIÁRIO SPE LTDA</w:t>
-      </w:r>
-      <w:r>
-        <w:rPr>
-          <w:color w:val="ff0000"/>
-          <w:rtl w:val="0"/>
-        </w:rPr>
-        <w:t xml:space="preserve">, sociedade empresária limitada estabelecida em Aracruz, Estado do Espírito Santo, na Rua Flor do Guarujá, nº 47, do Loteamento Nova Aracruz, Bairro Jardins, Aracruz/ES, CEP 29190-338, CNPJ nº 46.625.994/0001-32, com contrato social arquivado na Junta Comercial do Estado do Espírito Santo – JUCEES – com NIRE nº 32202941759</w:t>
-      </w:r>
-      <w:r>
-        <w:rPr>
-          <w:rtl w:val="0"/>
-        </w:rPr>
-        <w:t xml:space="preserve">, para qual outorgam os poderes irrevogáveis e irretratáveis para em seu nome poder assinar todo e qualquer documento</w:t>
+        <w:t xml:space="preserve">Na qualidade de compradores do imóvel UNIDADE APARTAMENTO [UNIDADE_NUMERO] (N˚ POR EXTENSO), do EMPREENDIMENTO [EMPREENDIMENTO_RAZAO_SOCIAL], localizado na Rua Flor de Noiva, nº 47, do Loteamento Nova Aracruz, Bairro Jardins, Aracruz/ES, CEP 29190-359, vem, declarar e autorizar por meio do presente, constituindo e nomeando com seu bastante procurador o [EMPREENDIMENTO_RAZAO_SOCIAL], sociedade empresária limitada estabelecida em Aracruz, Estado do Espírito Santo, na Rua Flor do Guarujá, nº 47, do Loteamento Nova Aracruz, Bairro Jardins, Aracruz/ES, CEP 29190-338, CNPJ nº 46.625.994/0001-32, com contrato social arquivado na Junta Comercial do Estado do Espírito Santo – JUCEES – com NIRE nº 32202941759, para qual outorgam os poderes irrevogáveis e irretratáveis para em seu nome poder assinar todo e qualquer documento relacionado ao imóvel mencionado acima, para realizar:</w:t>
+      </w:r>
+      <w:r>
+        <w:rPr>
+          <w:b w:val="1"/>
+          <w:bCs w:val="1"/>
+          <w:color w:val="ff0000"/>
+          <w:rtl w:val="0"/>
+        </w:rPr>
+        <w:t xml:space="preserve"/>
+      </w:r>
+      <w:r>
+        <w:rPr>
+          <w:rtl w:val="0"/>
+        </w:rPr>
+        <w:t xml:space="preserve"/>
+      </w:r>
+      <w:r>
+        <w:rPr>
+          <w:b w:val="1"/>
+          <w:bCs w:val="1"/>
+          <w:color w:val="ff0000"/>
+          <w:rtl w:val="0"/>
+        </w:rPr>
+        <w:t xml:space="preserve"/>
+      </w:r>
+      <w:r>
+        <w:rPr>
+          <w:color w:val="ff0000"/>
+          <w:rtl w:val="0"/>
+        </w:rPr>
+        <w:t xml:space="preserve"/>
+      </w:r>
+      <w:r>
+        <w:rPr>
+          <w:b w:val="1"/>
+          <w:bCs w:val="1"/>
+          <w:color w:val="ff0000"/>
+          <w:rtl w:val="0"/>
+        </w:rPr>
+        <w:t xml:space="preserve"/>
+      </w:r>
+      <w:r>
+        <w:rPr>
+          <w:color w:val="ff0000"/>
+          <w:rtl w:val="0"/>
+        </w:rPr>
+        <w:t xml:space="preserve"/>
+      </w:r>
+      <w:r>
+        <w:rPr>
+          <w:rtl w:val="0"/>
+        </w:rPr>
+        <w:t xml:space="preserve"/>
       </w:r>
       <w:r>
         <w:rPr>
           <w:color w:val="2f5496"/>
           <w:rtl w:val="0"/>
         </w:rPr>
-        <w:t xml:space="preserve"> </w:t>
-      </w:r>
-      <w:r>
-        <w:rPr>
-          <w:rtl w:val="0"/>
-        </w:rPr>
-        <w:t xml:space="preserve">relacionado ao imóvel mencionado acima, para realizar:</w:t>
+        <w:t xml:space="preserve"/>
+      </w:r>
+      <w:r>
+        <w:rPr>
+          <w:rtl w:val="0"/>
+        </w:rPr>
+        <w:t xml:space="preserve"/>
       </w:r>
     </w:p>
     <w:p>

--- a/templates/termo-anuencia-outorga-poderes.docx
+++ b/templates/termo-anuencia-outorga-poderes.docx
@@ -625,7 +625,7 @@
         <w:rPr>
           <w:rtl w:val="0"/>
         </w:rPr>
-        <w:t xml:space="preserve">Na qualidade de compradores do imóvel UNIDADE APARTAMENTO [UNIDADE_NUMERO] (N˚ POR EXTENSO), do EMPREENDIMENTO [EMPREENDIMENTO_RAZAO_SOCIAL], localizado na Rua Flor de Noiva, nº 47, do Loteamento Nova Aracruz, Bairro Jardins, Aracruz/ES, CEP 29190-359, vem, declarar e autorizar por meio do presente, constituindo e nomeando com seu bastante procurador o [EMPREENDIMENTO_RAZAO_SOCIAL], sociedade empresária limitada estabelecida em Aracruz, Estado do Espírito Santo, na Rua Flor do Guarujá, nº 47, do Loteamento Nova Aracruz, Bairro Jardins, Aracruz/ES, CEP 29190-338, CNPJ nº 46.625.994/0001-32, com contrato social arquivado na Junta Comercial do Estado do Espírito Santo – JUCEES – com NIRE nº 32202941759, para qual outorgam os poderes irrevogáveis e irretratáveis para em seu nome poder assinar todo e qualquer documento relacionado ao imóvel mencionado acima, para realizar:</w:t>
+        <w:t xml:space="preserve">Na qualidade de compradores do imóvel UNIDADE APARTAMENTO [UNIDADE_NUMERO] ([UNIDADE_NUMERO_EXTENSO]), do EMPREENDIMENTO [EMPREENDIMENTO_RAZAO_SOCIAL], localizado na Rua Flor de Noiva, nº 47, do Loteamento Nova Aracruz, Bairro Jardins, Aracruz/ES, CEP 29190-359, vem, declarar e autorizar por meio do presente, constituindo e nomeando com seu bastante procurador o [EMPREENDIMENTO_RAZAO_SOCIAL], sociedade empresária limitada estabelecida em Aracruz, Estado do Espírito Santo, na Rua Flor do Guarujá, nº 47, do Loteamento Nova Aracruz, Bairro Jardins, Aracruz/ES, CEP 29190-338, CNPJ nº 46.625.994/0001-32, com contrato social arquivado na Junta Comercial do Estado do Espírito Santo – JUCEES – com NIRE nº 32202941759, para qual outorgam os poderes irrevogáveis e irretratáveis para em seu nome poder assinar todo e qualquer documento relacionado ao imóvel mencionado acima, para realizar:</w:t>
       </w:r>
       <w:r>
         <w:rPr>
